--- a/学习录/第3课_输入输出.docx
+++ b/学习录/第3课_输入输出.docx
@@ -1858,6 +1858,7 @@
       </w:r>
     </w:p>
     <w:sectPr>
+      <w:footerReference w:type="default" r:id="rId9"/>
       <w:pgSz w:w="11906" w:h="16838"/>
       <w:pgMar w:top="1417" w:right="1134" w:bottom="1134" w:left="1134" w:header="720" w:footer="720" w:gutter="0"/>
       <w:cols w:space="720"/>
@@ -1865,6 +1866,26 @@
     </w:sectPr>
   </w:body>
 </w:document>
+</file>
+
+<file path=word/footer1.xml><?xml version="1.0" encoding="utf-8"?>
+<w:ftr xmlns:m="http://schemas.openxmlformats.org/officeDocument/2006/math" xmlns:mc="http://schemas.openxmlformats.org/markup-compatibility/2006" xmlns:mo="http://schemas.microsoft.com/office/mac/office/2008/main" xmlns:mv="urn:schemas-microsoft-com:mac:vml" xmlns:o="urn:schemas-microsoft-com:office:office" xmlns:r="http://schemas.openxmlformats.org/officeDocument/2006/relationships" xmlns:v="urn:schemas-microsoft-com:vml" xmlns:w10="urn:schemas-microsoft-com:office:word" xmlns:w14="http://schemas.microsoft.com/office/word/2010/wordml" xmlns:w="http://schemas.openxmlformats.org/wordprocessingml/2006/main" xmlns:wne="http://schemas.microsoft.com/office/word/2006/wordml" xmlns:wp14="http://schemas.microsoft.com/office/word/2010/wordprocessingDrawing" xmlns:wp="http://schemas.openxmlformats.org/drawingml/2006/wordprocessingDrawing" xmlns:wpc="http://schemas.microsoft.com/office/word/2010/wordprocessingCanvas" xmlns:wpg="http://schemas.microsoft.com/office/word/2010/wordprocessingGroup" xmlns:wpi="http://schemas.microsoft.com/office/word/2010/wordprocessingInk" xmlns:wps="http://schemas.microsoft.com/office/word/2010/wordprocessingShape" mc:Ignorable="w14 wp14">
+  <w:p>
+    <w:pPr>
+      <w:pStyle w:val="Footer"/>
+      <w:jc w:val="right"/>
+    </w:pPr>
+    <w:r>
+      <w:rPr>
+        <w:rFonts w:ascii="Microsoft YaHei" w:hAnsi="Microsoft YaHei"/>
+        <w:i/>
+        <w:color w:val="D0D0D0"/>
+        <w:sz w:val="16"/>
+      </w:rPr>
+      <w:t>by Kerlaier</w:t>
+    </w:r>
+  </w:p>
+</w:ftr>
 </file>
 
 <file path=word/numbering.xml><?xml version="1.0" encoding="utf-8"?>

--- a/学习录/第3课_输入输出.docx
+++ b/学习录/第3课_输入输出.docx
@@ -1526,17 +1526,7 @@
           <w:color w:val="2B5C8A"/>
           <w:sz w:val="22"/>
         </w:rPr>
-        <w:t>作业一：获取用户输入的身高和体重</w:t>
-      </w:r>
-    </w:p>
-    <w:p>
-      <w:r>
-        <w:rPr>
-          <w:i/>
-          <w:color w:val="7F8C8D"/>
-          <w:sz w:val="18"/>
-        </w:rPr>
-        <w:t>💡 提示：input() 返回字符串，用 float() 转成小数</w:t>
+        <w:t>作业一：获取用户输入</w:t>
       </w:r>
     </w:p>
     <w:p>
@@ -1551,7 +1541,7 @@
           <w:color w:val="27AE60"/>
           <w:sz w:val="19"/>
         </w:rPr>
-        <w:t xml:space="preserve">  # height = input("请输入你的身高（米）：")</w:t>
+        <w:t xml:space="preserve">  height = float(input("请输入你的身高（米）："))</w:t>
       </w:r>
     </w:p>
     <w:p>
@@ -1566,7 +1556,19 @@
           <w:color w:val="27AE60"/>
           <w:sz w:val="19"/>
         </w:rPr>
-        <w:t xml:space="preserve">  # weight = input("请输入你的体重（公斤）：")</w:t>
+        <w:t xml:space="preserve">  weight = float(input("请输入你的体重（公斤）："))</w:t>
+      </w:r>
+    </w:p>
+    <w:p/>
+    <w:p>
+      <w:r>
+        <w:rPr>
+          <w:rFonts w:ascii="Microsoft YaHei" w:hAnsi="Microsoft YaHei"/>
+          <w:b/>
+          <w:color w:val="2B5C8A"/>
+          <w:sz w:val="22"/>
+        </w:rPr>
+        <w:t>作业二：计算 BMI</w:t>
       </w:r>
     </w:p>
     <w:p>
@@ -1581,7 +1583,19 @@
           <w:color w:val="27AE60"/>
           <w:sz w:val="19"/>
         </w:rPr>
-        <w:t xml:space="preserve">  # height = float(height)  # 转成小数</w:t>
+        <w:t xml:space="preserve">  bmi = weight / (height * height)</w:t>
+      </w:r>
+    </w:p>
+    <w:p/>
+    <w:p>
+      <w:r>
+        <w:rPr>
+          <w:rFonts w:ascii="Microsoft YaHei" w:hAnsi="Microsoft YaHei"/>
+          <w:b/>
+          <w:color w:val="2B5C8A"/>
+          <w:sz w:val="22"/>
+        </w:rPr>
+        <w:t>作业三：输出结果</w:t>
       </w:r>
     </w:p>
     <w:p>
@@ -1596,7 +1610,7 @@
           <w:color w:val="27AE60"/>
           <w:sz w:val="19"/>
         </w:rPr>
-        <w:t xml:space="preserve">  # weight = float(weight)</w:t>
+        <w:t xml:space="preserve">  print(f"你的 BMI 是: {bmi:.2f}")</w:t>
       </w:r>
     </w:p>
     <w:p/>
@@ -1608,17 +1622,7 @@
           <w:color w:val="2B5C8A"/>
           <w:sz w:val="22"/>
         </w:rPr>
-        <w:t>作业二：计算 BMI = 体重 / (身高 × 身高)</w:t>
-      </w:r>
-    </w:p>
-    <w:p>
-      <w:r>
-        <w:rPr>
-          <w:i/>
-          <w:color w:val="7F8C8D"/>
-          <w:sz w:val="18"/>
-        </w:rPr>
-        <w:t>💡 公式：BMI = 体重(kg) / 身高(m)的平方</w:t>
+        <w:t>作业四：练习4</w:t>
       </w:r>
     </w:p>
     <w:p>
@@ -1633,29 +1637,7 @@
           <w:color w:val="27AE60"/>
           <w:sz w:val="19"/>
         </w:rPr>
-        <w:t xml:space="preserve">  # bmi = weight / (height * height)</w:t>
-      </w:r>
-    </w:p>
-    <w:p/>
-    <w:p>
-      <w:r>
-        <w:rPr>
-          <w:rFonts w:ascii="Microsoft YaHei" w:hAnsi="Microsoft YaHei"/>
-          <w:b/>
-          <w:color w:val="2B5C8A"/>
-          <w:sz w:val="22"/>
-        </w:rPr>
-        <w:t>作业三：输出 BMI 结果</w:t>
-      </w:r>
-    </w:p>
-    <w:p>
-      <w:r>
-        <w:rPr>
-          <w:i/>
-          <w:color w:val="7F8C8D"/>
-          <w:sz w:val="18"/>
-        </w:rPr>
-        <w:t>💡 用 f-string 保留两位小数</w:t>
+        <w:t xml:space="preserve">  total = 298</w:t>
       </w:r>
     </w:p>
     <w:p>
@@ -1670,29 +1652,7 @@
           <w:color w:val="27AE60"/>
           <w:sz w:val="19"/>
         </w:rPr>
-        <w:t xml:space="preserve">  # print(f"你的 BMI 是: {bmi:.2f}")</w:t>
-      </w:r>
-    </w:p>
-    <w:p/>
-    <w:p>
-      <w:r>
-        <w:rPr>
-          <w:rFonts w:ascii="Microsoft YaHei" w:hAnsi="Microsoft YaHei"/>
-          <w:b/>
-          <w:color w:val="2B5C8A"/>
-          <w:sz w:val="22"/>
-        </w:rPr>
-        <w:t>作业四：AA制分账：三人吃饭花98元，每人多少？剩几块？</w:t>
-      </w:r>
-    </w:p>
-    <w:p>
-      <w:r>
-        <w:rPr>
-          <w:i/>
-          <w:color w:val="7F8C8D"/>
-          <w:sz w:val="18"/>
-        </w:rPr>
-        <w:t>💡 提示：用 // 整除和 % 取余</w:t>
+        <w:t xml:space="preserve">  people = 3</w:t>
       </w:r>
     </w:p>
     <w:p>
@@ -1707,7 +1667,7 @@
           <w:color w:val="27AE60"/>
           <w:sz w:val="19"/>
         </w:rPr>
-        <w:t xml:space="preserve">  # total = 98; people = 3</w:t>
+        <w:t xml:space="preserve">  per_person = total // people</w:t>
       </w:r>
     </w:p>
     <w:p>
@@ -1722,7 +1682,7 @@
           <w:color w:val="27AE60"/>
           <w:sz w:val="19"/>
         </w:rPr>
-        <w:t xml:space="preserve">  # per = total // people</w:t>
+        <w:t xml:space="preserve">  left = total % people</w:t>
       </w:r>
     </w:p>
     <w:p>
@@ -1737,7 +1697,7 @@
           <w:color w:val="27AE60"/>
           <w:sz w:val="19"/>
         </w:rPr>
-        <w:t xml:space="preserve">  # left = total % people</w:t>
+        <w:t xml:space="preserve">  print(f"每人付{per_person}元，还剩{left}元")</w:t>
       </w:r>
     </w:p>
     <w:p/>
@@ -1749,17 +1709,7 @@
           <w:color w:val="2B5C8A"/>
           <w:sz w:val="22"/>
         </w:rPr>
-        <w:t>作业五：判断是否超预算：预算50元，实际花了67.5元</w:t>
-      </w:r>
-    </w:p>
-    <w:p>
-      <w:r>
-        <w:rPr>
-          <w:i/>
-          <w:color w:val="7F8C8D"/>
-          <w:sz w:val="18"/>
-        </w:rPr>
-        <w:t>💡 提示：用比较运算符 &gt; 判断</w:t>
+        <w:t>作业五：练习5</w:t>
       </w:r>
     </w:p>
     <w:p>
@@ -1774,7 +1724,7 @@
           <w:color w:val="27AE60"/>
           <w:sz w:val="19"/>
         </w:rPr>
-        <w:t xml:space="preserve">  # budget = 50; spent = 67.5</w:t>
+        <w:t xml:space="preserve">  budget = 50</w:t>
       </w:r>
     </w:p>
     <w:p>
@@ -1789,7 +1739,22 @@
           <w:color w:val="27AE60"/>
           <w:sz w:val="19"/>
         </w:rPr>
-        <w:t xml:space="preserve">  # print(spent &gt; budget)  # True</w:t>
+        <w:t xml:space="preserve">  spent = 67.5</w:t>
+      </w:r>
+    </w:p>
+    <w:p>
+      <w:pPr>
+        <w:spacing w:before="0" w:after="0"/>
+        <w:ind w:left="567"/>
+        <w:shd w:fill="F0FAF0"/>
+      </w:pPr>
+      <w:r>
+        <w:rPr>
+          <w:rFonts w:ascii="Courier New" w:hAnsi="Courier New"/>
+          <w:color w:val="27AE60"/>
+          <w:sz w:val="19"/>
+        </w:rPr>
+        <w:t xml:space="preserve">  print(spent &gt; budget)</w:t>
       </w:r>
     </w:p>
     <w:p/>
